--- a/adil-rag-api/docs/plans/AskAdil-Solicitor-Directory-Business-Case.docx
+++ b/adil-rag-api/docs/plans/AskAdil-Solicitor-Directory-Business-Case.docx
@@ -286,7 +286,7 @@
           <w:sz w:val="18"/>
           <w:szCs w:val="18"/>
         </w:rPr>
-        <w:t xml:space="preserve">(Update this field in Word: right-click → Update Field → Update Entire Table)</w:t>
+        <w:t xml:space="preserve"/>
       </w:r>
     </w:p>
     <w:p>
@@ -328,7 +328,7 @@
           <w:sz w:val="22"/>
           <w:szCs w:val="22"/>
         </w:rPr>
-        <w:t xml:space="preserve">British Muslims currently have no reliable, centralised way to find Muslim-friendly legal help. This paper proposes that MCB launches the UK’s first searchable directory of Muslim solicitors and legal professionals through its AskAdil platform, leveraging MCB’s trusted brand and extensive community reach. The AskAdil team has already researched over 50 firms across key practice areas, built the core technology platform, and deployed the supporting infrastructure. We are now seeking executive sign-off to begin formal outreach to solicitors on behalf of MCB. The investment required is minimal — the technology is built, infrastructure is live, and the primary cost is staff time for email review. At maturity, the directory has the potential to generate £250–350K per year in revenue while providing an essential community service that addresses a genuine, unmet need.</w:t>
+        <w:t xml:space="preserve">British Muslims currently have no reliable, centralised way to find Muslim-friendly legal help. This paper proposes that MCB launches the UK’s first searchable directory of Muslim solicitors and legal professionals through its AskAdil platform, leveraging MCB’s trusted brand and extensive community reach. The AskAdil team has already researched over 50 firms across key practice areas, built the core technology platform, and deployed the supporting infrastructure. We are now seeking executive sign-off to begin formal outreach to solicitors on behalf of MCB. The investment required is minimal — the technology is built, infrastructure is live, and the primary cost is staff time for email review. At maturity, the directory has the potential to generate £24K–238K per year depending on uptake scenario while providing an essential community service that addresses a genuine, unmet need.</w:t>
       </w:r>
     </w:p>
     <w:p>
@@ -8667,7 +8667,7 @@
           <w:sz w:val="22"/>
           <w:szCs w:val="22"/>
         </w:rPr>
-        <w:t xml:space="preserve">The core technology has been built and is operational. However, an honest assessment of total costs must include staff time, legal review, and ongoing management — not just infrastructure.</w:t>
+        <w:t xml:space="preserve">The core technology has been built and is operational. However, a comprehensive assessment of total costs includes staff time, legal review, and ongoing management — not just infrastructure.</w:t>
       </w:r>
     </w:p>
     <w:p>
@@ -9414,7 +9414,7 @@
           <w:sz w:val="22"/>
           <w:szCs w:val="22"/>
         </w:rPr>
-        <w:t xml:space="preserve">The £100 figure in the original estimate only covered raw infrastructure. The true Year 1 cost including SRA legal review and staff time is £7,000–9,000. This is still minimal relative to the revenue potential and community impact. Even the conservative revenue scenario (£24K/yr) comfortably exceeds ongoing costs from Year 2 onwards.</w:t>
+        <w:t xml:space="preserve">The £100 figure in the original estimate only covered raw infrastructure. The true Year 1 cost including Solicitors Regulation Authority (SRA) legal review and staff time is £7,000–9,000. This is still minimal relative to the revenue potential and community impact. Even the conservative revenue scenario (£24K/yr) comfortably exceeds ongoing costs from Year 2 onwards.</w:t>
       </w:r>
     </w:p>
     <w:p>
@@ -9452,7 +9452,7 @@
           <w:sz w:val="22"/>
           <w:szCs w:val="22"/>
         </w:rPr>
-        <w:t xml:space="preserve">The directory must comply with several regulatory frameworks. We have identified the key compliance requirements and proposed mitigations. This section is deliberately candid about risks — it is better to address them now than be surprised later.</w:t>
+        <w:t xml:space="preserve">The directory must comply with several regulatory frameworks. We have identified the key compliance requirements and proposed mitigations.</w:t>
       </w:r>
     </w:p>
     <w:p>
@@ -9512,7 +9512,7 @@
           <w:sz w:val="22"/>
           <w:szCs w:val="22"/>
         </w:rPr>
-        <w:t xml:space="preserve">The Legal Aid, Sentencing and Punishment of Offenders Act 2012 (LASPO) prohibits referral fees in personal injury cases.</w:t>
+        <w:t xml:space="preserve">The Legal Aid, Sentencing and Punishment of Offenders Act 2012 (LASPO) prohibits referral fees in personal injury (PI) cases.</w:t>
       </w:r>
     </w:p>
     <w:p>
@@ -9763,7 +9763,7 @@
           <w:sz w:val="22"/>
           <w:szCs w:val="22"/>
         </w:rPr>
-        <w:t xml:space="preserve">7.2 GDPR Compliance</w:t>
+        <w:t xml:space="preserve">7.2 General Data Protection Regulation (GDPR) Compliance</w:t>
       </w:r>
     </w:p>
     <w:p>
@@ -10074,7 +10074,7 @@
                 <w:sz w:val="20"/>
                 <w:szCs w:val="20"/>
               </w:rPr>
-              <w:t xml:space="preserve">Low response rate from solicitors</w:t>
+              <w:t xml:space="preserve">Regulatory risk (SRA compliance)</w:t>
             </w:r>
           </w:p>
         </w:tc>
@@ -10118,7 +10118,7 @@
                 <w:sz w:val="20"/>
                 <w:szCs w:val="20"/>
               </w:rPr>
-              <w:t xml:space="preserve">Medium</w:t>
+              <w:t xml:space="preserve">High</w:t>
             </w:r>
           </w:p>
         </w:tc>
@@ -10140,7 +10140,7 @@
                 <w:sz w:val="20"/>
                 <w:szCs w:val="20"/>
               </w:rPr>
-              <w:t xml:space="preserve">Outreach on MCB letterhead, AI-personalised emails, up to 2 follow-ups per firm</w:t>
+              <w:t xml:space="preserve">SRA legal review before launch</w:t>
             </w:r>
           </w:p>
         </w:tc>
@@ -10165,7 +10165,7 @@
                 <w:sz w:val="20"/>
                 <w:szCs w:val="20"/>
               </w:rPr>
-              <w:t xml:space="preserve">Regulatory action (SRA)</w:t>
+              <w:t xml:space="preserve">Reputational risk (poor solicitor quality)</w:t>
             </w:r>
           </w:p>
         </w:tc>
@@ -10234,7 +10234,7 @@
                 <w:sz w:val="20"/>
                 <w:szCs w:val="20"/>
               </w:rPr>
-              <w:t xml:space="preserve">External SRA legal review before monetisation; no PI referral fees; full disclosure per SRA Principles 3 &amp; 7; mandatory client disclosure of introducer fees</w:t>
+              <w:t xml:space="preserve">MCB vetting process, user feedback</w:t>
             </w:r>
           </w:p>
         </w:tc>
@@ -10258,7 +10258,7 @@
                 <w:sz w:val="20"/>
                 <w:szCs w:val="20"/>
               </w:rPr>
-              <w:t xml:space="preserve">PI/Discrimination boundary</w:t>
+              <w:t xml:space="preserve">Uptake risk (insufficient firms sign up)</w:t>
             </w:r>
           </w:p>
         </w:tc>
@@ -10302,7 +10302,7 @@
                 <w:sz w:val="20"/>
                 <w:szCs w:val="20"/>
               </w:rPr>
-              <w:t xml:space="preserve">High</w:t>
+              <w:t xml:space="preserve">Medium</w:t>
             </w:r>
           </w:p>
         </w:tc>
@@ -10324,7 +10324,7 @@
                 <w:sz w:val="20"/>
                 <w:szCs w:val="20"/>
               </w:rPr>
-              <w:t xml:space="preserve">Exclude cases with PI element from lead gen fees. Charge subscriptions only for discrimination firms. Seek specific SRA guidance on boundary cases.</w:t>
+              <w:t xml:space="preserve">Phased launch, free tier option</w:t>
             </w:r>
           </w:p>
         </w:tc>
@@ -10349,7 +10349,7 @@
                 <w:sz w:val="20"/>
                 <w:szCs w:val="20"/>
               </w:rPr>
-              <w:t xml:space="preserve">Reputational damage to MCB</w:t>
+              <w:t xml:space="preserve">GDPR/data risk</w:t>
             </w:r>
           </w:p>
         </w:tc>
@@ -10418,7 +10418,7 @@
                 <w:sz w:val="20"/>
                 <w:szCs w:val="20"/>
               </w:rPr>
-              <w:t xml:space="preserve">MCB oversight of all outreach communications; every email is human-reviewed before sending; dry-run tested; professional tone</w:t>
+              <w:t xml:space="preserve">Data protection by design, DPO review</w:t>
             </w:r>
           </w:p>
         </w:tc>
@@ -10442,7 +10442,7 @@
                 <w:sz w:val="20"/>
                 <w:szCs w:val="20"/>
               </w:rPr>
-              <w:t xml:space="preserve">Data protection breach</w:t>
+              <w:t xml:space="preserve">Financial risk (revenue below projections)</w:t>
             </w:r>
           </w:p>
         </w:tc>
@@ -10464,34 +10464,34 @@
                 <w:sz w:val="20"/>
                 <w:szCs w:val="20"/>
               </w:rPr>
+              <w:t xml:space="preserve">Medium</w:t>
+            </w:r>
+          </w:p>
+        </w:tc>
+        <w:tc>
+          <w:tcPr>
+            <w:tcW w:type="pct" w:w="12%"/>
+            <w:vAlign w:val="center"/>
+          </w:tcPr>
+          <w:p>
+            <w:pPr>
+              <w:spacing w:after="40" w:before="40"/>
+              <w:jc w:val="left"/>
+            </w:pPr>
+            <w:r>
+              <w:rPr>
+                <w:rFonts w:ascii="Arial" w:cs="Arial" w:eastAsia="Arial" w:hAnsi="Arial"/>
+                <w:b w:val="false"/>
+                <w:bCs w:val="false"/>
+                <w:sz w:val="20"/>
+                <w:szCs w:val="20"/>
+              </w:rPr>
               <w:t xml:space="preserve">Low</w:t>
             </w:r>
           </w:p>
         </w:tc>
         <w:tc>
           <w:tcPr>
-            <w:tcW w:type="pct" w:w="12%"/>
-            <w:vAlign w:val="center"/>
-          </w:tcPr>
-          <w:p>
-            <w:pPr>
-              <w:spacing w:after="40" w:before="40"/>
-              <w:jc w:val="left"/>
-            </w:pPr>
-            <w:r>
-              <w:rPr>
-                <w:rFonts w:ascii="Arial" w:cs="Arial" w:eastAsia="Arial" w:hAnsi="Arial"/>
-                <w:b w:val="false"/>
-                <w:bCs w:val="false"/>
-                <w:sz w:val="20"/>
-                <w:szCs w:val="20"/>
-              </w:rPr>
-              <w:t xml:space="preserve">Medium</w:t>
-            </w:r>
-          </w:p>
-        </w:tc>
-        <w:tc>
-          <w:tcPr>
             <w:tcW w:type="pct" w:w="54%"/>
             <w:vAlign w:val="center"/>
           </w:tcPr>
@@ -10508,191 +10508,7 @@
                 <w:sz w:val="20"/>
                 <w:szCs w:val="20"/>
               </w:rPr>
-              <w:t xml:space="preserve">GDPR-compliant architecture; consent-based listing; right to removal; encrypted data storage</w:t>
-            </w:r>
-          </w:p>
-        </w:tc>
-      </w:tr>
-      <w:tr>
-        <w:tc>
-          <w:tcPr>
-            <w:tcW w:type="pct" w:w="22%"/>
-            <w:shd w:fill="F2F2F2" w:val="clear"/>
-            <w:vAlign w:val="center"/>
-          </w:tcPr>
-          <w:p>
-            <w:pPr>
-              <w:spacing w:after="40" w:before="40"/>
-              <w:jc w:val="left"/>
-            </w:pPr>
-            <w:r>
-              <w:rPr>
-                <w:rFonts w:ascii="Arial" w:cs="Arial" w:eastAsia="Arial" w:hAnsi="Arial"/>
-                <w:b w:val="false"/>
-                <w:bCs w:val="false"/>
-                <w:sz w:val="20"/>
-                <w:szCs w:val="20"/>
-              </w:rPr>
-              <w:t xml:space="preserve">Competitor enters market</w:t>
-            </w:r>
-          </w:p>
-        </w:tc>
-        <w:tc>
-          <w:tcPr>
-            <w:tcW w:type="pct" w:w="12%"/>
-            <w:shd w:fill="F2F2F2" w:val="clear"/>
-            <w:vAlign w:val="center"/>
-          </w:tcPr>
-          <w:p>
-            <w:pPr>
-              <w:spacing w:after="40" w:before="40"/>
-              <w:jc w:val="left"/>
-            </w:pPr>
-            <w:r>
-              <w:rPr>
-                <w:rFonts w:ascii="Arial" w:cs="Arial" w:eastAsia="Arial" w:hAnsi="Arial"/>
-                <w:b w:val="false"/>
-                <w:bCs w:val="false"/>
-                <w:sz w:val="20"/>
-                <w:szCs w:val="20"/>
-              </w:rPr>
-              <w:t xml:space="preserve">Low</w:t>
-            </w:r>
-          </w:p>
-        </w:tc>
-        <w:tc>
-          <w:tcPr>
-            <w:tcW w:type="pct" w:w="12%"/>
-            <w:shd w:fill="F2F2F2" w:val="clear"/>
-            <w:vAlign w:val="center"/>
-          </w:tcPr>
-          <w:p>
-            <w:pPr>
-              <w:spacing w:after="40" w:before="40"/>
-              <w:jc w:val="left"/>
-            </w:pPr>
-            <w:r>
-              <w:rPr>
-                <w:rFonts w:ascii="Arial" w:cs="Arial" w:eastAsia="Arial" w:hAnsi="Arial"/>
-                <w:b w:val="false"/>
-                <w:bCs w:val="false"/>
-                <w:sz w:val="20"/>
-                <w:szCs w:val="20"/>
-              </w:rPr>
-              <w:t xml:space="preserve">Medium</w:t>
-            </w:r>
-          </w:p>
-        </w:tc>
-        <w:tc>
-          <w:tcPr>
-            <w:tcW w:type="pct" w:w="54%"/>
-            <w:shd w:fill="F2F2F2" w:val="clear"/>
-            <w:vAlign w:val="center"/>
-          </w:tcPr>
-          <w:p>
-            <w:pPr>
-              <w:spacing w:after="40" w:before="40"/>
-              <w:jc w:val="left"/>
-            </w:pPr>
-            <w:r>
-              <w:rPr>
-                <w:rFonts w:ascii="Arial" w:cs="Arial" w:eastAsia="Arial" w:hAnsi="Arial"/>
-                <w:b w:val="false"/>
-                <w:bCs w:val="false"/>
-                <w:sz w:val="20"/>
-                <w:szCs w:val="20"/>
-              </w:rPr>
-              <w:t xml:space="preserve">First-mover advantage; MCB’s direct involvement provides unique trust signal; established community reach</w:t>
-            </w:r>
-          </w:p>
-        </w:tc>
-      </w:tr>
-      <w:tr>
-        <w:tc>
-          <w:tcPr>
-            <w:tcW w:type="pct" w:w="22%"/>
-            <w:vAlign w:val="center"/>
-          </w:tcPr>
-          <w:p>
-            <w:pPr>
-              <w:spacing w:after="40" w:before="40"/>
-              <w:jc w:val="left"/>
-            </w:pPr>
-            <w:r>
-              <w:rPr>
-                <w:rFonts w:ascii="Arial" w:cs="Arial" w:eastAsia="Arial" w:hAnsi="Arial"/>
-                <w:b w:val="false"/>
-                <w:bCs w:val="false"/>
-                <w:sz w:val="20"/>
-                <w:szCs w:val="20"/>
-              </w:rPr>
-              <w:t xml:space="preserve">Revenue below projections</w:t>
-            </w:r>
-          </w:p>
-        </w:tc>
-        <w:tc>
-          <w:tcPr>
-            <w:tcW w:type="pct" w:w="12%"/>
-            <w:vAlign w:val="center"/>
-          </w:tcPr>
-          <w:p>
-            <w:pPr>
-              <w:spacing w:after="40" w:before="40"/>
-              <w:jc w:val="left"/>
-            </w:pPr>
-            <w:r>
-              <w:rPr>
-                <w:rFonts w:ascii="Arial" w:cs="Arial" w:eastAsia="Arial" w:hAnsi="Arial"/>
-                <w:b w:val="false"/>
-                <w:bCs w:val="false"/>
-                <w:sz w:val="20"/>
-                <w:szCs w:val="20"/>
-              </w:rPr>
-              <w:t xml:space="preserve">Medium</w:t>
-            </w:r>
-          </w:p>
-        </w:tc>
-        <w:tc>
-          <w:tcPr>
-            <w:tcW w:type="pct" w:w="12%"/>
-            <w:vAlign w:val="center"/>
-          </w:tcPr>
-          <w:p>
-            <w:pPr>
-              <w:spacing w:after="40" w:before="40"/>
-              <w:jc w:val="left"/>
-            </w:pPr>
-            <w:r>
-              <w:rPr>
-                <w:rFonts w:ascii="Arial" w:cs="Arial" w:eastAsia="Arial" w:hAnsi="Arial"/>
-                <w:b w:val="false"/>
-                <w:bCs w:val="false"/>
-                <w:sz w:val="20"/>
-                <w:szCs w:val="20"/>
-              </w:rPr>
-              <w:t xml:space="preserve">Low</w:t>
-            </w:r>
-          </w:p>
-        </w:tc>
-        <w:tc>
-          <w:tcPr>
-            <w:tcW w:type="pct" w:w="54%"/>
-            <w:vAlign w:val="center"/>
-          </w:tcPr>
-          <w:p>
-            <w:pPr>
-              <w:spacing w:after="40" w:before="40"/>
-              <w:jc w:val="left"/>
-            </w:pPr>
-            <w:r>
-              <w:rPr>
-                <w:rFonts w:ascii="Arial" w:cs="Arial" w:eastAsia="Arial" w:hAnsi="Arial"/>
-                <w:b w:val="false"/>
-                <w:bCs w:val="false"/>
-                <w:sz w:val="20"/>
-                <w:szCs w:val="20"/>
-              </w:rPr>
-              <w:t xml:space="preserve">Free tier ensures community value regardless of commercial performance; low operating costs</w:t>
+              <w:t xml:space="preserve">Low fixed costs, variable model</w:t>
             </w:r>
           </w:p>
         </w:tc>
@@ -10733,7 +10549,7 @@
           <w:sz w:val="22"/>
           <w:szCs w:val="22"/>
         </w:rPr>
-        <w:t xml:space="preserve">A legitimate question for the executive team: should the directory focus exclusively on hate-crime and Islamophobia cases, given MCB’s community mandate? This section explains why a hate-crime-only model would be counterproductive, and recommends a hybrid approach that serves victims while ensuring financial sustainability.</w:t>
+        <w:t xml:space="preserve">While there is a strong mandate to focus exclusively on hate-crime and Islamophobia cases, given MCB’s community mission, this section explains why a hate-crime-only model would be counterproductive, and recommends a hybrid approach that serves victims while ensuring financial sustainability.</w:t>
       </w:r>
     </w:p>
     <w:p>
@@ -11376,20 +11192,7 @@
           <w:sz w:val="28"/>
           <w:szCs w:val="28"/>
         </w:rPr>
-        <w:t xml:space="preserve">Recommendation: </w:t>
-      </w:r>
-      <w:r>
-        <w:rPr>
-          <w:rFonts w:ascii="Arial" w:cs="Arial" w:eastAsia="Arial" w:hAnsi="Arial"/>
-          <w:b/>
-          <w:bCs/>
-          <w:i w:val="false"/>
-          <w:iCs w:val="false"/>
-          <w:color w:val="14532D"/>
-          <w:sz w:val="28"/>
-          <w:szCs w:val="28"/>
-        </w:rPr>
-        <w:t xml:space="preserve">GO</w:t>
+        <w:t>Recommendation: GO</w:t>
       </w:r>
     </w:p>
     <w:p>
@@ -12089,31 +11892,7 @@
           <w:sz w:val="22"/>
           <w:szCs w:val="22"/>
         </w:rPr>
-        <w:t xml:space="preserve">Approved by: </w:t>
-      </w:r>
-      <w:r>
-        <w:rPr>
-          <w:rFonts w:ascii="Arial" w:cs="Arial" w:eastAsia="Arial" w:hAnsi="Arial"/>
-          <w:sz w:val="22"/>
-          <w:szCs w:val="22"/>
-        </w:rPr>
-        <w:t xml:space="preserve">________________________________________</w:t>
-      </w:r>
-      <w:r>
-        <w:rPr>
-          <w:rFonts w:ascii="Arial" w:cs="Arial" w:eastAsia="Arial" w:hAnsi="Arial"/>
-          <w:sz w:val="22"/>
-          <w:szCs w:val="22"/>
-        </w:rPr>
-        <w:t xml:space="preserve">    Date: </w:t>
-      </w:r>
-      <w:r>
-        <w:rPr>
-          <w:rFonts w:ascii="Arial" w:cs="Arial" w:eastAsia="Arial" w:hAnsi="Arial"/>
-          <w:sz w:val="22"/>
-          <w:szCs w:val="22"/>
-        </w:rPr>
-        <w:t xml:space="preserve">________________</w:t>
+        <w:t>Approved by: ________________________________________    Date: ________________</w:t>
       </w:r>
     </w:p>
     <w:p>
@@ -12126,31 +11905,7 @@
           <w:sz w:val="22"/>
           <w:szCs w:val="22"/>
         </w:rPr>
-        <w:t xml:space="preserve">Name &amp; Title: </w:t>
-      </w:r>
-      <w:r>
-        <w:rPr>
-          <w:rFonts w:ascii="Arial" w:cs="Arial" w:eastAsia="Arial" w:hAnsi="Arial"/>
-          <w:sz w:val="22"/>
-          <w:szCs w:val="22"/>
-        </w:rPr>
-        <w:t xml:space="preserve">________________________________________</w:t>
-      </w:r>
-      <w:r>
-        <w:rPr>
-          <w:rFonts w:ascii="Arial" w:cs="Arial" w:eastAsia="Arial" w:hAnsi="Arial"/>
-          <w:sz w:val="22"/>
-          <w:szCs w:val="22"/>
-        </w:rPr>
-        <w:t xml:space="preserve">    Date: </w:t>
-      </w:r>
-      <w:r>
-        <w:rPr>
-          <w:rFonts w:ascii="Arial" w:cs="Arial" w:eastAsia="Arial" w:hAnsi="Arial"/>
-          <w:sz w:val="22"/>
-          <w:szCs w:val="22"/>
-        </w:rPr>
-        <w:t xml:space="preserve">________________</w:t>
+        <w:t>Name &amp; Title: ________________________________________    Date: ________________</w:t>
       </w:r>
     </w:p>
     <w:p>
